--- a/output/第10期計画_業務進捗報告書_令和8年8月分.docx
+++ b/output/第10期計画_業務進捗報告書_令和8年8月分.docx
@@ -394,6 +394,50 @@
                 <w:b/>
                 <w:sz w:val="19"/>
               </w:rPr>
+              <w:t>提出物</w:t>
+            </w:r>
+          </w:p>
+        </w:tc>
+        <w:tc>
+          <w:tcPr>
+            <w:tcW w:type="dxa" w:w="8391"/>
+            <w:vAlign w:val="center"/>
+            <w:shd w:val="clear" w:color="auto" w:fill="F2F5FA"/>
+          </w:tcPr>
+          <w:p>
+            <w:pPr>
+              <w:spacing w:after="0"/>
+            </w:pPr>
+            <w:r>
+              <w:rPr>
+                <w:rFonts w:ascii="游ゴシック" w:hAnsi="游ゴシック" w:eastAsia="游ゴシック"/>
+                <w:b w:val="0"/>
+                <w:sz w:val="19"/>
+              </w:rPr>
+              <w:t>仕様書５の令和8年8月の工程末の提出物として、キックオフ会議資料、貸与資料の受領一覧（本報告 第3節）、第9期計画の評価・検証の中間報告を提出</w:t>
+            </w:r>
+          </w:p>
+        </w:tc>
+      </w:tr>
+      <w:tr>
+        <w:trPr>
+          <w:cantSplit/>
+        </w:trPr>
+        <w:tc>
+          <w:tcPr>
+            <w:tcW w:type="dxa" w:w="1361"/>
+            <w:vAlign w:val="center"/>
+          </w:tcPr>
+          <w:p>
+            <w:pPr>
+              <w:spacing w:after="0"/>
+            </w:pPr>
+            <w:r>
+              <w:rPr>
+                <w:rFonts w:ascii="游ゴシック" w:hAnsi="游ゴシック" w:eastAsia="游ゴシック"/>
+                <w:b/>
+                <w:sz w:val="19"/>
+              </w:rPr>
               <w:t>会議支援</w:t>
             </w:r>
           </w:p>
@@ -402,7 +446,6 @@
           <w:tcPr>
             <w:tcW w:type="dxa" w:w="8391"/>
             <w:vAlign w:val="center"/>
-            <w:shd w:val="clear" w:color="auto" w:fill="F2F5FA"/>
           </w:tcPr>
           <w:p>
             <w:pPr>
@@ -427,6 +470,7 @@
           <w:tcPr>
             <w:tcW w:type="dxa" w:w="1361"/>
             <w:vAlign w:val="center"/>
+            <w:shd w:val="clear" w:color="auto" w:fill="F2F5FA"/>
           </w:tcPr>
           <w:p>
             <w:pPr>
@@ -446,6 +490,7 @@
           <w:tcPr>
             <w:tcW w:type="dxa" w:w="8391"/>
             <w:vAlign w:val="center"/>
+            <w:shd w:val="clear" w:color="auto" w:fill="F2F5FA"/>
           </w:tcPr>
           <w:p>
             <w:pPr>
@@ -470,7 +515,6 @@
           <w:tcPr>
             <w:tcW w:type="dxa" w:w="1361"/>
             <w:vAlign w:val="center"/>
-            <w:shd w:val="clear" w:color="auto" w:fill="F2F5FA"/>
           </w:tcPr>
           <w:p>
             <w:pPr>
@@ -490,7 +534,6 @@
           <w:tcPr>
             <w:tcW w:type="dxa" w:w="8391"/>
             <w:vAlign w:val="center"/>
-            <w:shd w:val="clear" w:color="auto" w:fill="F2F5FA"/>
           </w:tcPr>
           <w:p>
             <w:pPr>
@@ -2342,6 +2385,18 @@
           <w:rFonts w:ascii="游ゴシック" w:hAnsi="游ゴシック" w:eastAsia="游ゴシック"/>
           <w:sz w:val="20"/>
         </w:rPr>
+        <w:t>・第9期計画の評価・検証 中間報告（7節11表）</w:t>
+      </w:r>
+    </w:p>
+    <w:p>
+      <w:pPr>
+        <w:ind w:left="340" w:hanging="340"/>
+      </w:pPr>
+      <w:r>
+        <w:rPr>
+          <w:rFonts w:ascii="游ゴシック" w:hAnsi="游ゴシック" w:eastAsia="游ゴシック"/>
+          <w:sz w:val="20"/>
+        </w:rPr>
         <w:t>・計画素案 第3章（第9期計画の実施状況と評価）</w:t>
       </w:r>
     </w:p>
@@ -2410,7 +2465,7 @@
           <w:b w:val="0"/>
           <w:sz w:val="20"/>
         </w:rPr>
-        <w:t>★令和6〜8年度の施策・事業実績（資料提供依頼No.13）が未受領のため、プロセス評価（施策が計画どおり実施されたか）を確定できていません。現在の評価は、計画上の目的・施策・指標のつながりを確認する構造評価と、外部の成果指標による中間評価にとどまります。</w:t>
+        <w:t>仕様書５の令和8年8月の工程は「第9期計画の評価・検証開始」であり、工程末の提出物は「第9期計画の評価・検証の中間報告」です。成果評価と構造評価の整理を終え、不足資料7件・確認事項5件を洗い出したことにより、8月の工程は所定の到達点に達しています（「第9期計画の評価・検証 中間報告」として提出）。★令和6〜8年度の施策・事業実績（資料提供依頼No.13）が未受領のため、プロセス評価（施策が計画どおり実施されたか）は令和8年9月以降となります。</w:t>
       </w:r>
     </w:p>
     <w:p>
@@ -6676,7 +6731,17 @@
           <w:b w:val="0"/>
           <w:sz w:val="21"/>
         </w:rPr>
-        <w:t>令和8年8月の時点で進捗が進んでいない事項は7件です。内訳は、資料の受領を待つもの3件、発注者のご決定を待つもの2件、受託者の作業として残るもの2件です。</w:t>
+        <w:t>令和8年8月の時点で進捗が進んでいない事項は7件です。内訳は、受託者の作業として残るもの3件、発注者のご決定・資料の受領・前工程の完了を待つもの4件です。</w:t>
+      </w:r>
+    </w:p>
+    <w:p>
+      <w:r>
+        <w:rPr>
+          <w:rFonts w:ascii="游ゴシック" w:hAnsi="游ゴシック" w:eastAsia="游ゴシック"/>
+          <w:b/>
+          <w:sz w:val="21"/>
+        </w:rPr>
+        <w:t>いずれも仕様書５の令和8年8月の工程（業務着手、キックオフ会議、第9期計画の評価・検証開始、各種資料整理）を妨げるものではありません。9月以降の工程を規定する事項として掲げています。</w:t>
       </w:r>
     </w:p>
     <w:p>
@@ -6949,7 +7014,7 @@
                 <w:b w:val="0"/>
                 <w:sz w:val="19"/>
               </w:rPr>
-              <w:t>令和6〜8年度の施策・事業実績が未受領</w:t>
+              <w:t>令和6〜8年度の施策・事業実績が未受領。8月の工程（開始・中間報告）には影響せず、9月以降の前提</w:t>
             </w:r>
           </w:p>
         </w:tc>

--- a/output/第10期計画_業務進捗報告書_令和8年8月分.docx
+++ b/output/第10期計画_業務進捗報告書_令和8年8月分.docx
@@ -72,7 +72,7 @@
           <w:b w:val="0"/>
           <w:sz w:val="21"/>
         </w:rPr>
-        <w:t>令和8年8月は、実施済み4調査の受領・点検・集計を終え、第9期計画の評価を施策単位まで進め、将来推計の第1段階及び第2段階を試算し、計画素案を第10稿から第12稿まで改稿しました。あわせてキックオフ会議（8月6日）を支援し、成果物とエビデンスを分けた納品形式を整えました。</w:t>
+        <w:t>令和8年8月は、実施済み4調査の受領・点検・集計を終え、第9期計画の評価を施策単位まで進め、将来推計の第1段階及び第2段階を試算し、計画素案を協議用素案（令和8年8月時点）まで改訂しました。あわせてキックオフ会議（8月6日）を支援し、成果物とエビデンスを分けた納品形式を整えました。</w:t>
       </w:r>
     </w:p>
     <w:p>
@@ -369,7 +369,7 @@
                 <w:b w:val="0"/>
                 <w:sz w:val="19"/>
               </w:rPr>
-              <w:t>計画素案を第10稿から第12稿へ改稿（667段落114表34図）。概要版の構成案を作成</w:t>
+              <w:t>計画素案を協議用素案（令和8年8月時点）へ改訂（667段落114表34図）。概要版の構成案を作成</w:t>
             </w:r>
           </w:p>
         </w:tc>
@@ -2351,7 +2351,7 @@
           <w:rFonts w:ascii="游ゴシック" w:hAnsi="游ゴシック" w:eastAsia="游ゴシック"/>
           <w:sz w:val="20"/>
         </w:rPr>
-        <w:t>・レッドチームレビュー29件の摘出と対応</w:t>
+        <w:t>・自己点検記録29件の摘出と対応</w:t>
       </w:r>
     </w:p>
     <w:p>
@@ -2409,7 +2409,7 @@
           <w:rFonts w:ascii="游ゴシック" w:hAnsi="游ゴシック" w:eastAsia="游ゴシック"/>
           <w:sz w:val="20"/>
         </w:rPr>
-        <w:t>・第9期評価のレッドチームレビュー（9シート）</w:t>
+        <w:t>・第9期評価の自己点検記録（9シート）</w:t>
       </w:r>
     </w:p>
     <w:p>
@@ -2465,7 +2465,7 @@
           <w:b w:val="0"/>
           <w:sz w:val="20"/>
         </w:rPr>
-        <w:t>仕様書５の令和8年8月の工程は「第9期計画の評価・検証開始」であり、工程末の提出物は「第9期計画の評価・検証の中間報告」です。成果評価と構造評価の整理を終え、不足資料7件・確認事項5件を洗い出したことにより、8月の工程は所定の到達点に達しています（「第9期計画の評価・検証 中間報告」として提出）。★令和6〜8年度の施策・事業実績（資料提供依頼No.13）が未受領のため、プロセス評価（施策が計画どおり実施されたか）は令和8年9月以降となります。</w:t>
+        <w:t>仕様書５の令和8年8月の工程は「第9期計画の評価・検証開始」であり、工程末の提出物は「第9期計画の評価・検証の中間報告」です。成果評価と構造評価の整理を終え、不足資料7件・確認事項5件を洗い出したことにより、仕様書５の令和8年8月に定める内容を実施し、工程末の提出物である中間報告を作成しました。令和6〜8年度の施策・事業実績（資料提供依頼No.13）が未受領のため、プロセス評価（施策が計画どおり実施されたか）は令和8年9月以降となります。</w:t>
       </w:r>
     </w:p>
     <w:p>
@@ -2696,7 +2696,7 @@
           <w:b w:val="0"/>
           <w:sz w:val="20"/>
         </w:rPr>
-        <w:t>★分析成果物は作成済みですが、確定値化が終わっていません。点検事項35件のうち重大6件・要確認21件の照会が未発出です。照会票と未回答時の扱いは作成済みで、発出をお待ちしています。</w:t>
+        <w:t>分析成果物は作成済みですが、確定値化が終わっていません。点検事項35件のうち重大6件・要確認21件の照会が未発出です。照会票と未回答時の扱いは作成済みで、発出をお待ちしています。</w:t>
       </w:r>
     </w:p>
     <w:p>
@@ -3074,7 +3074,7 @@
           <w:b w:val="0"/>
           <w:sz w:val="20"/>
         </w:rPr>
-        <w:t>★認定率のシナリオ（3案）と人口補正の適用（2案）が未決のため、第3段階（給付費・保険料）への入力値が定まりません。また町別の補正の適用には町別の第1号被保険者数（年齢階級別）を要します。</w:t>
+        <w:t>認定率のシナリオ（3案）と人口補正の適用（2案）が未決のため、第3段階（給付費・保険料）への入力値が定まりません。また町別の補正の適用には町別の第1号被保険者数（年齢階級別）を要します。</w:t>
       </w:r>
     </w:p>
     <w:p>
@@ -3119,7 +3119,7 @@
           <w:rFonts w:ascii="游ゴシック" w:hAnsi="游ゴシック" w:eastAsia="游ゴシック"/>
           <w:sz w:val="20"/>
         </w:rPr>
-        <w:t>・計画素案の改稿（第10稿→第11稿→第12稿）</w:t>
+        <w:t>・計画素案の改訂（協議用素案（令和8年8月時点））</w:t>
       </w:r>
     </w:p>
     <w:p>
@@ -3191,7 +3191,7 @@
           <w:rFonts w:ascii="游ゴシック" w:hAnsi="游ゴシック" w:eastAsia="游ゴシック"/>
           <w:sz w:val="20"/>
         </w:rPr>
-        <w:t>・修正指示書（第11稿→第12稿）の作成</w:t>
+        <w:t>・修正指示書（令和8年8月の改訂）の作成</w:t>
       </w:r>
     </w:p>
     <w:p>
@@ -3213,7 +3213,7 @@
           <w:rFonts w:ascii="游ゴシック" w:hAnsi="游ゴシック" w:eastAsia="游ゴシック"/>
           <w:sz w:val="20"/>
         </w:rPr>
-        <w:t>・計画素案 第12稿（667段落114表34図）</w:t>
+        <w:t>・協議用素案（令和8年8月時点）（667段落114表34図）</w:t>
       </w:r>
     </w:p>
     <w:p>
@@ -3237,7 +3237,7 @@
           <w:rFonts w:ascii="游ゴシック" w:hAnsi="游ゴシック" w:eastAsia="游ゴシック"/>
           <w:sz w:val="20"/>
         </w:rPr>
-        <w:t>・修正指示書 第11稿→第12稿（7シート）</w:t>
+        <w:t>・修正指示書 令和8年8月の改訂（7シート）</w:t>
       </w:r>
     </w:p>
     <w:p>
@@ -3269,7 +3269,7 @@
           <w:b w:val="0"/>
           <w:sz w:val="20"/>
         </w:rPr>
-        <w:t>★本文に［要協議］62件・［要確認］16件・「未対応」7件・［要内訳］4件・「暫定」1件の計90箇所が残ります。これらを12件の決定事項に集約し、選択肢・推奨案・影響・決定者・期限を付してお示ししています。</w:t>
+        <w:t>本文に［要協議］63件・［要確認］15件・「未対応」7件・［要内訳］4件・「暫定」1件の計90箇所が残ります。これらを12件の決定事項に集約し、選択肢・推奨案・影響・決定者・期限を付してお示ししています。</w:t>
       </w:r>
     </w:p>
     <w:p>
@@ -3519,7 +3519,7 @@
           <w:rFonts w:ascii="游ゴシック" w:hAnsi="游ゴシック" w:eastAsia="游ゴシック"/>
           <w:sz w:val="20"/>
         </w:rPr>
-        <w:t>・キックオフ会議資料（第6稿・更新版）</w:t>
+        <w:t>・キックオフ会議資料（更新版）</w:t>
       </w:r>
     </w:p>
     <w:p>
@@ -3563,7 +3563,7 @@
           <w:b w:val="0"/>
           <w:sz w:val="20"/>
         </w:rPr>
-        <w:t>★第1回策定委員会の資料原案が未着手です。第9期評価と調査確定値の閉鎖後に整版します。また会議体の正式名称が未確定です（議事録は「協議会」、当方の成果品は「策定委員会」）。</w:t>
+        <w:t>第1回策定委員会の資料原案が未着手です。第9期評価と調査確定値の閉鎖後に整版します。また会議体の正式名称が未確定です（議事録は「協議会」、当方の成果品は「策定委員会」）。</w:t>
       </w:r>
     </w:p>
     <w:p>
@@ -3797,7 +3797,7 @@
           <w:b w:val="0"/>
           <w:sz w:val="20"/>
         </w:rPr>
-        <w:t>★成果品のExcelは算定結果の転記表であり、セルに計算式が入っていません。将来推計（第1段階）に計算過程確認シートを追加しましたが、第2段階・第3段階は未作成です。印刷・製本の仕様と概要版の体裁も未確定です。</w:t>
+        <w:t>成果品のExcelは算定結果の転記表であり、セルに計算式が入っていません。将来推計（第1段階）に計算過程確認シートを追加しましたが、第2段階・第3段階は未作成です。印刷・製本の仕様と概要版の体裁も未確定です。</w:t>
       </w:r>
     </w:p>
     <w:p>

--- a/output/第10期計画_業務進捗報告書_令和8年8月分.docx
+++ b/output/第10期計画_業務進捗報告書_令和8年8月分.docx
@@ -2351,7 +2351,7 @@
           <w:rFonts w:ascii="游ゴシック" w:hAnsi="游ゴシック" w:eastAsia="游ゴシック"/>
           <w:sz w:val="20"/>
         </w:rPr>
-        <w:t>・自己点検記録29件の摘出と対応</w:t>
+        <w:t>・自己点検による指摘29件の摘出と対応</w:t>
       </w:r>
     </w:p>
     <w:p>
@@ -2409,7 +2409,7 @@
           <w:rFonts w:ascii="游ゴシック" w:hAnsi="游ゴシック" w:eastAsia="游ゴシック"/>
           <w:sz w:val="20"/>
         </w:rPr>
-        <w:t>・第9期評価の自己点検記録（9シート）</w:t>
+        <w:t>・受託者の自己点検（9シート）</w:t>
       </w:r>
     </w:p>
     <w:p>
@@ -2777,7 +2777,7 @@
           <w:rFonts w:ascii="游ゴシック" w:hAnsi="游ゴシック" w:eastAsia="游ゴシック"/>
           <w:sz w:val="20"/>
         </w:rPr>
-        <w:t>・3町の地域差の分析（自給率6区分平均 美瑛77.5％・東川67.1％・東神楽63.2％）</w:t>
+        <w:t>・3町の地域差の分析（自給率 算定可能区分の単純平均（美瑛6区分、東川・東神楽5区分） 美瑛77.5％・東川67.1％・東神楽63.2％）</w:t>
       </w:r>
     </w:p>
     <w:p>
@@ -3131,7 +3131,7 @@
           <w:rFonts w:ascii="游ゴシック" w:hAnsi="游ゴシック" w:eastAsia="游ゴシック"/>
           <w:sz w:val="20"/>
         </w:rPr>
-        <w:t>・第9期19施策の評価表の差替えと施策の空白5領域の追加</w:t>
+        <w:t>・第9期19施策の評価表の差替えと調査に所見があるが対応する施策を確認できない5領域の追加</w:t>
       </w:r>
     </w:p>
     <w:p>
@@ -3249,7 +3249,7 @@
           <w:rFonts w:ascii="游ゴシック" w:hAnsi="游ゴシック" w:eastAsia="游ゴシック"/>
           <w:sz w:val="20"/>
         </w:rPr>
-        <w:t>・レビュー指摘への対応と決定事項一覧（7シート）</w:t>
+        <w:t>・発注者確認事項一覧（3シート）</w:t>
       </w:r>
     </w:p>
     <w:p>
@@ -3731,7 +3731,7 @@
           <w:rFonts w:ascii="游ゴシック" w:hAnsi="游ゴシック" w:eastAsia="游ゴシック"/>
           <w:sz w:val="20"/>
         </w:rPr>
-        <w:t>・成果品一覧の整備（53件）</w:t>
+        <w:t>・送付資料一覧の整備（43件）</w:t>
       </w:r>
     </w:p>
     <w:p>
@@ -3753,7 +3753,7 @@
           <w:rFonts w:ascii="游ゴシック" w:hAnsi="游ゴシック" w:eastAsia="游ゴシック"/>
           <w:sz w:val="20"/>
         </w:rPr>
-        <w:t>・成果品一覧（4シート）</w:t>
+        <w:t>・送付資料一覧（3シート）</w:t>
       </w:r>
     </w:p>
     <w:p>
@@ -6049,7 +6049,7 @@
                 <w:b w:val="0"/>
                 <w:sz w:val="19"/>
               </w:rPr>
-              <w:t>施策の空白5領域の扱い</w:t>
+              <w:t>調査に所見があるが対応する施策を確認できない5領域の扱い</w:t>
             </w:r>
           </w:p>
         </w:tc>
@@ -6706,7 +6706,7 @@
           <w:rFonts w:ascii="游ゴシック" w:hAnsi="游ゴシック" w:eastAsia="游ゴシック"/>
           <w:sz w:val="18"/>
         </w:rPr>
-        <w:t>※ 詳細は「レビュー指摘への対応と決定事項一覧」03・04シートをご覧ください。各決定事項に選択肢・推奨案・決定しない場合の影響・決定者・期限を付しています。</w:t>
+        <w:t>※ 詳細は「発注者確認事項一覧」01・02シートをご覧ください。各決定事項に選択肢・推奨案・決定しない場合の影響・決定者・期限を付しています。</w:t>
       </w:r>
     </w:p>
     <w:p>

--- a/output/第10期計画_業務進捗報告書_令和8年8月分.docx
+++ b/output/第10期計画_業務進捗報告書_令和8年8月分.docx
@@ -571,7 +571,7 @@
           <w:b/>
           <w:sz w:val="20"/>
         </w:rPr>
-        <w:t>表2　業務内容別の進捗（令和8年8月20日現在）</w:t>
+        <w:t>表2　業務内容別の進捗（令和8年8月25日現在）</w:t>
       </w:r>
     </w:p>
     <w:tbl>
@@ -2025,7 +2025,7 @@
                 <w:b w:val="0"/>
                 <w:sz w:val="19"/>
               </w:rPr>
-              <w:t>全体（単純平均）</w:t>
+              <w:t>全体（数値で表せる10業務の単純平均）</w:t>
             </w:r>
           </w:p>
         </w:tc>

--- a/output/第10期計画_業務進捗報告書_令和8年8月分.docx
+++ b/output/第10期計画_業務進捗報告書_令和8年8月分.docx
@@ -2385,7 +2385,7 @@
           <w:rFonts w:ascii="游ゴシック" w:hAnsi="游ゴシック" w:eastAsia="游ゴシック"/>
           <w:sz w:val="20"/>
         </w:rPr>
-        <w:t>・第9期計画の評価・検証 中間報告（7節11表）</w:t>
+        <w:t>・第9期計画の評価・検証 中間報告（7節12表）</w:t>
       </w:r>
     </w:p>
     <w:p>

--- a/output/第10期計画_業務進捗報告書_令和8年8月分.docx
+++ b/output/第10期計画_業務進捗報告書_令和8年8月分.docx
@@ -2385,7 +2385,7 @@
           <w:rFonts w:ascii="游ゴシック" w:hAnsi="游ゴシック" w:eastAsia="游ゴシック"/>
           <w:sz w:val="20"/>
         </w:rPr>
-        <w:t>・第9期計画の評価・検証 中間報告（7節12表）</w:t>
+        <w:t>・第9期計画の評価・検証 中間報告（7節13表）</w:t>
       </w:r>
     </w:p>
     <w:p>

--- a/output/第10期計画_業務進捗報告書_令和8年8月分.docx
+++ b/output/第10期計画_業務進捗報告書_令和8年8月分.docx
@@ -571,7 +571,7 @@
           <w:b/>
           <w:sz w:val="20"/>
         </w:rPr>
-        <w:t>表2　業務内容別の進捗（令和8年8月25日現在）</w:t>
+        <w:t>表2　業務内容別の進捗（令和8年8月26日現在）</w:t>
       </w:r>
     </w:p>
     <w:tbl>

--- a/output/第10期計画_業務進捗報告書_令和8年8月分.docx
+++ b/output/第10期計画_業務進捗報告書_令和8年8月分.docx
@@ -571,7 +571,7 @@
           <w:b/>
           <w:sz w:val="20"/>
         </w:rPr>
-        <w:t>表2　業務内容別の進捗（令和8年8月26日現在）</w:t>
+        <w:t>表2　業務内容別の進捗（令和8年8月28日現在）</w:t>
       </w:r>
     </w:p>
     <w:tbl>
@@ -808,7 +808,7 @@
                 <w:b w:val="0"/>
                 <w:sz w:val="19"/>
               </w:rPr>
-              <w:t>＋10pt</w:t>
+              <w:t>±0pt</w:t>
             </w:r>
           </w:p>
         </w:tc>
@@ -875,7 +875,7 @@
                 <w:b w:val="0"/>
                 <w:sz w:val="19"/>
               </w:rPr>
-              <w:t>65％</w:t>
+              <w:t>75％</w:t>
             </w:r>
           </w:p>
         </w:tc>
@@ -917,7 +917,7 @@
                 <w:b w:val="0"/>
                 <w:sz w:val="19"/>
               </w:rPr>
-              <w:t>＋35pt</w:t>
+              <w:t>＋10pt</w:t>
             </w:r>
           </w:p>
         </w:tc>
@@ -1021,7 +1021,7 @@
                 <w:b w:val="0"/>
                 <w:sz w:val="19"/>
               </w:rPr>
-              <w:t>＋75pt</w:t>
+              <w:t>±0pt</w:t>
             </w:r>
           </w:p>
         </w:tc>
@@ -1088,7 +1088,7 @@
                 <w:b w:val="0"/>
                 <w:sz w:val="19"/>
               </w:rPr>
-              <w:t>85％</w:t>
+              <w:t>90％</w:t>
             </w:r>
           </w:p>
         </w:tc>
@@ -1130,7 +1130,7 @@
                 <w:b w:val="0"/>
                 <w:sz w:val="19"/>
               </w:rPr>
-              <w:t>＋45pt</w:t>
+              <w:t>＋5pt</w:t>
             </w:r>
           </w:p>
         </w:tc>
@@ -1194,7 +1194,7 @@
                 <w:b w:val="0"/>
                 <w:sz w:val="19"/>
               </w:rPr>
-              <w:t>78％</w:t>
+              <w:t>85％</w:t>
             </w:r>
           </w:p>
         </w:tc>
@@ -1234,7 +1234,7 @@
                 <w:b w:val="0"/>
                 <w:sz w:val="19"/>
               </w:rPr>
-              <w:t>＋58pt</w:t>
+              <w:t>＋7pt</w:t>
             </w:r>
           </w:p>
         </w:tc>
@@ -1301,7 +1301,7 @@
                 <w:b w:val="0"/>
                 <w:sz w:val="19"/>
               </w:rPr>
-              <w:t>70％</w:t>
+              <w:t>72％</w:t>
             </w:r>
           </w:p>
         </w:tc>
@@ -1343,7 +1343,7 @@
                 <w:b w:val="0"/>
                 <w:sz w:val="19"/>
               </w:rPr>
-              <w:t>＋40pt</w:t>
+              <w:t>＋2pt</w:t>
             </w:r>
           </w:p>
         </w:tc>
@@ -1407,7 +1407,7 @@
                 <w:b w:val="0"/>
                 <w:sz w:val="19"/>
               </w:rPr>
-              <w:t>65％</w:t>
+              <w:t>68％</w:t>
             </w:r>
           </w:p>
         </w:tc>
@@ -1447,7 +1447,7 @@
                 <w:b w:val="0"/>
                 <w:sz w:val="19"/>
               </w:rPr>
-              <w:t>＋25pt</w:t>
+              <w:t>＋3pt</w:t>
             </w:r>
           </w:p>
         </w:tc>
@@ -1514,7 +1514,7 @@
                 <w:b w:val="0"/>
                 <w:sz w:val="19"/>
               </w:rPr>
-              <w:t>15％</w:t>
+              <w:t>20％</w:t>
             </w:r>
           </w:p>
         </w:tc>
@@ -1556,7 +1556,7 @@
                 <w:b w:val="0"/>
                 <w:sz w:val="19"/>
               </w:rPr>
-              <w:t>＋15pt</w:t>
+              <w:t>＋5pt</w:t>
             </w:r>
           </w:p>
         </w:tc>
@@ -1727,7 +1727,7 @@
                 <w:b w:val="0"/>
                 <w:sz w:val="19"/>
               </w:rPr>
-              <w:t>45％</w:t>
+              <w:t>50％</w:t>
             </w:r>
           </w:p>
         </w:tc>
@@ -1769,7 +1769,7 @@
                 <w:b w:val="0"/>
                 <w:sz w:val="19"/>
               </w:rPr>
-              <w:t>＋35pt</w:t>
+              <w:t>＋5pt</w:t>
             </w:r>
           </w:p>
         </w:tc>
@@ -2045,7 +2045,7 @@
                 <w:b w:val="0"/>
                 <w:sz w:val="19"/>
               </w:rPr>
-              <w:t>60％</w:t>
+              <w:t>64％</w:t>
             </w:r>
           </w:p>
         </w:tc>

--- a/output/第10期計画_業務進捗報告書_令和8年8月分.docx
+++ b/output/第10期計画_業務進捗報告書_令和8年8月分.docx
@@ -571,7 +571,7 @@
           <w:b/>
           <w:sz w:val="20"/>
         </w:rPr>
-        <w:t>表2　業務内容別の進捗（令和8年8月28日現在）</w:t>
+        <w:t>表2　業務内容別の進捗（令和8年8月31日現在）</w:t>
       </w:r>
     </w:p>
     <w:tbl>
@@ -875,7 +875,7 @@
                 <w:b w:val="0"/>
                 <w:sz w:val="19"/>
               </w:rPr>
-              <w:t>75％</w:t>
+              <w:t>85％</w:t>
             </w:r>
           </w:p>
         </w:tc>
@@ -1130,7 +1130,7 @@
                 <w:b w:val="0"/>
                 <w:sz w:val="19"/>
               </w:rPr>
-              <w:t>＋5pt</w:t>
+              <w:t>±0pt</w:t>
             </w:r>
           </w:p>
         </w:tc>
@@ -1194,7 +1194,7 @@
                 <w:b w:val="0"/>
                 <w:sz w:val="19"/>
               </w:rPr>
-              <w:t>85％</w:t>
+              <w:t>88％</w:t>
             </w:r>
           </w:p>
         </w:tc>
@@ -1234,7 +1234,7 @@
                 <w:b w:val="0"/>
                 <w:sz w:val="19"/>
               </w:rPr>
-              <w:t>＋7pt</w:t>
+              <w:t>＋3pt</w:t>
             </w:r>
           </w:p>
         </w:tc>
@@ -1301,7 +1301,7 @@
                 <w:b w:val="0"/>
                 <w:sz w:val="19"/>
               </w:rPr>
-              <w:t>72％</w:t>
+              <w:t>74％</w:t>
             </w:r>
           </w:p>
         </w:tc>
@@ -1407,7 +1407,7 @@
                 <w:b w:val="0"/>
                 <w:sz w:val="19"/>
               </w:rPr>
-              <w:t>68％</w:t>
+              <w:t>70％</w:t>
             </w:r>
           </w:p>
         </w:tc>
@@ -1447,7 +1447,7 @@
                 <w:b w:val="0"/>
                 <w:sz w:val="19"/>
               </w:rPr>
-              <w:t>＋3pt</w:t>
+              <w:t>＋2pt</w:t>
             </w:r>
           </w:p>
         </w:tc>
@@ -1556,7 +1556,7 @@
                 <w:b w:val="0"/>
                 <w:sz w:val="19"/>
               </w:rPr>
-              <w:t>＋5pt</w:t>
+              <w:t>±0pt</w:t>
             </w:r>
           </w:p>
         </w:tc>
@@ -1769,7 +1769,7 @@
                 <w:b w:val="0"/>
                 <w:sz w:val="19"/>
               </w:rPr>
-              <w:t>＋5pt</w:t>
+              <w:t>±0pt</w:t>
             </w:r>
           </w:p>
         </w:tc>
@@ -2045,7 +2045,7 @@
                 <w:b w:val="0"/>
                 <w:sz w:val="19"/>
               </w:rPr>
-              <w:t>64％</w:t>
+              <w:t>66％</w:t>
             </w:r>
           </w:p>
         </w:tc>

--- a/output/第10期計画_業務進捗報告書_令和8年8月分.docx
+++ b/output/第10期計画_業務進捗報告書_令和8年8月分.docx
@@ -875,7 +875,7 @@
                 <w:b w:val="0"/>
                 <w:sz w:val="19"/>
               </w:rPr>
-              <w:t>85％</w:t>
+              <w:t>88％</w:t>
             </w:r>
           </w:p>
         </w:tc>
@@ -917,7 +917,7 @@
                 <w:b w:val="0"/>
                 <w:sz w:val="19"/>
               </w:rPr>
-              <w:t>＋10pt</w:t>
+              <w:t>＋13pt</w:t>
             </w:r>
           </w:p>
         </w:tc>
@@ -1301,7 +1301,7 @@
                 <w:b w:val="0"/>
                 <w:sz w:val="19"/>
               </w:rPr>
-              <w:t>74％</w:t>
+              <w:t>80％</w:t>
             </w:r>
           </w:p>
         </w:tc>
@@ -1343,7 +1343,7 @@
                 <w:b w:val="0"/>
                 <w:sz w:val="19"/>
               </w:rPr>
-              <w:t>＋2pt</w:t>
+              <w:t>＋8pt</w:t>
             </w:r>
           </w:p>
         </w:tc>
@@ -2045,7 +2045,7 @@
                 <w:b w:val="0"/>
                 <w:sz w:val="19"/>
               </w:rPr>
-              <w:t>66％</w:t>
+              <w:t>67％</w:t>
             </w:r>
           </w:p>
         </w:tc>

--- a/output/第10期計画_業務進捗報告書_令和8年8月分.docx
+++ b/output/第10期計画_業務進捗報告書_令和8年8月分.docx
@@ -1194,7 +1194,7 @@
                 <w:b w:val="0"/>
                 <w:sz w:val="19"/>
               </w:rPr>
-              <w:t>88％</w:t>
+              <w:t>94％</w:t>
             </w:r>
           </w:p>
         </w:tc>
@@ -1234,7 +1234,7 @@
                 <w:b w:val="0"/>
                 <w:sz w:val="19"/>
               </w:rPr>
-              <w:t>＋3pt</w:t>
+              <w:t>＋9pt</w:t>
             </w:r>
           </w:p>
         </w:tc>
@@ -1407,7 +1407,7 @@
                 <w:b w:val="0"/>
                 <w:sz w:val="19"/>
               </w:rPr>
-              <w:t>70％</w:t>
+              <w:t>72％</w:t>
             </w:r>
           </w:p>
         </w:tc>
@@ -1447,7 +1447,7 @@
                 <w:b w:val="0"/>
                 <w:sz w:val="19"/>
               </w:rPr>
-              <w:t>＋2pt</w:t>
+              <w:t>＋4pt</w:t>
             </w:r>
           </w:p>
         </w:tc>

--- a/output/第10期計画_業務進捗報告書_令和8年8月分.docx
+++ b/output/第10期計画_業務進捗報告書_令和8年8月分.docx
@@ -875,7 +875,7 @@
                 <w:b w:val="0"/>
                 <w:sz w:val="19"/>
               </w:rPr>
-              <w:t>88％</w:t>
+              <w:t>90％</w:t>
             </w:r>
           </w:p>
         </w:tc>
@@ -917,7 +917,7 @@
                 <w:b w:val="0"/>
                 <w:sz w:val="19"/>
               </w:rPr>
-              <w:t>＋13pt</w:t>
+              <w:t>＋15pt</w:t>
             </w:r>
           </w:p>
         </w:tc>
@@ -2045,7 +2045,7 @@
                 <w:b w:val="0"/>
                 <w:sz w:val="19"/>
               </w:rPr>
-              <w:t>67％</w:t>
+              <w:t>68％</w:t>
             </w:r>
           </w:p>
         </w:tc>

--- a/output/第10期計画_業務進捗報告書_令和8年8月分.docx
+++ b/output/第10期計画_業務進捗報告書_令和8年8月分.docx
@@ -1301,7 +1301,7 @@
                 <w:b w:val="0"/>
                 <w:sz w:val="19"/>
               </w:rPr>
-              <w:t>80％</w:t>
+              <w:t>82％</w:t>
             </w:r>
           </w:p>
         </w:tc>
@@ -1343,7 +1343,7 @@
                 <w:b w:val="0"/>
                 <w:sz w:val="19"/>
               </w:rPr>
-              <w:t>＋8pt</w:t>
+              <w:t>＋10pt</w:t>
             </w:r>
           </w:p>
         </w:tc>
@@ -1407,7 +1407,7 @@
                 <w:b w:val="0"/>
                 <w:sz w:val="19"/>
               </w:rPr>
-              <w:t>72％</w:t>
+              <w:t>76％</w:t>
             </w:r>
           </w:p>
         </w:tc>
@@ -1447,7 +1447,7 @@
                 <w:b w:val="0"/>
                 <w:sz w:val="19"/>
               </w:rPr>
-              <w:t>＋4pt</w:t>
+              <w:t>＋8pt</w:t>
             </w:r>
           </w:p>
         </w:tc>
@@ -1727,7 +1727,7 @@
                 <w:b w:val="0"/>
                 <w:sz w:val="19"/>
               </w:rPr>
-              <w:t>50％</w:t>
+              <w:t>55％</w:t>
             </w:r>
           </w:p>
         </w:tc>
@@ -1769,7 +1769,7 @@
                 <w:b w:val="0"/>
                 <w:sz w:val="19"/>
               </w:rPr>
-              <w:t>±0pt</w:t>
+              <w:t>＋5pt</w:t>
             </w:r>
           </w:p>
         </w:tc>
@@ -2045,7 +2045,7 @@
                 <w:b w:val="0"/>
                 <w:sz w:val="19"/>
               </w:rPr>
-              <w:t>68％</w:t>
+              <w:t>69％</w:t>
             </w:r>
           </w:p>
         </w:tc>

--- a/output/第10期計画_業務進捗報告書_令和8年8月分.docx
+++ b/output/第10期計画_業務進捗報告書_令和8年8月分.docx
@@ -1088,7 +1088,7 @@
                 <w:b w:val="0"/>
                 <w:sz w:val="19"/>
               </w:rPr>
-              <w:t>90％</w:t>
+              <w:t>93％</w:t>
             </w:r>
           </w:p>
         </w:tc>
@@ -1130,7 +1130,7 @@
                 <w:b w:val="0"/>
                 <w:sz w:val="19"/>
               </w:rPr>
-              <w:t>±0pt</w:t>
+              <w:t>＋3pt</w:t>
             </w:r>
           </w:p>
         </w:tc>
@@ -1407,7 +1407,7 @@
                 <w:b w:val="0"/>
                 <w:sz w:val="19"/>
               </w:rPr>
-              <w:t>76％</w:t>
+              <w:t>77％</w:t>
             </w:r>
           </w:p>
         </w:tc>
@@ -1447,7 +1447,7 @@
                 <w:b w:val="0"/>
                 <w:sz w:val="19"/>
               </w:rPr>
-              <w:t>＋8pt</w:t>
+              <w:t>＋9pt</w:t>
             </w:r>
           </w:p>
         </w:tc>

--- a/output/第10期計画_業務進捗報告書_令和8年8月分.docx
+++ b/output/第10期計画_業務進捗報告書_令和8年8月分.docx
@@ -1194,7 +1194,7 @@
                 <w:b w:val="0"/>
                 <w:sz w:val="19"/>
               </w:rPr>
-              <w:t>94％</w:t>
+              <w:t>98％</w:t>
             </w:r>
           </w:p>
         </w:tc>
@@ -1234,7 +1234,7 @@
                 <w:b w:val="0"/>
                 <w:sz w:val="19"/>
               </w:rPr>
-              <w:t>＋9pt</w:t>
+              <w:t>＋13pt</w:t>
             </w:r>
           </w:p>
         </w:tc>
@@ -1301,7 +1301,7 @@
                 <w:b w:val="0"/>
                 <w:sz w:val="19"/>
               </w:rPr>
-              <w:t>82％</w:t>
+              <w:t>84％</w:t>
             </w:r>
           </w:p>
         </w:tc>
@@ -1343,7 +1343,7 @@
                 <w:b w:val="0"/>
                 <w:sz w:val="19"/>
               </w:rPr>
-              <w:t>＋10pt</w:t>
+              <w:t>＋12pt</w:t>
             </w:r>
           </w:p>
         </w:tc>
@@ -2045,7 +2045,7 @@
                 <w:b w:val="0"/>
                 <w:sz w:val="19"/>
               </w:rPr>
-              <w:t>69％</w:t>
+              <w:t>70％</w:t>
             </w:r>
           </w:p>
         </w:tc>

--- a/output/第10期計画_業務進捗報告書_令和8年8月分.docx
+++ b/output/第10期計画_業務進捗報告書_令和8年8月分.docx
@@ -1407,7 +1407,7 @@
                 <w:b w:val="0"/>
                 <w:sz w:val="19"/>
               </w:rPr>
-              <w:t>77％</w:t>
+              <w:t>82％</w:t>
             </w:r>
           </w:p>
         </w:tc>
@@ -1447,7 +1447,7 @@
                 <w:b w:val="0"/>
                 <w:sz w:val="19"/>
               </w:rPr>
-              <w:t>＋9pt</w:t>
+              <w:t>＋14pt</w:t>
             </w:r>
           </w:p>
         </w:tc>
@@ -1727,7 +1727,7 @@
                 <w:b w:val="0"/>
                 <w:sz w:val="19"/>
               </w:rPr>
-              <w:t>55％</w:t>
+              <w:t>59％</w:t>
             </w:r>
           </w:p>
         </w:tc>
@@ -1769,7 +1769,7 @@
                 <w:b w:val="0"/>
                 <w:sz w:val="19"/>
               </w:rPr>
-              <w:t>＋5pt</w:t>
+              <w:t>＋9pt</w:t>
             </w:r>
           </w:p>
         </w:tc>
@@ -2045,7 +2045,7 @@
                 <w:b w:val="0"/>
                 <w:sz w:val="19"/>
               </w:rPr>
-              <w:t>70％</w:t>
+              <w:t>71％</w:t>
             </w:r>
           </w:p>
         </w:tc>

--- a/output/第10期計画_業務進捗報告書_令和8年8月分.docx
+++ b/output/第10期計画_業務進捗報告書_令和8年8月分.docx
@@ -1088,7 +1088,7 @@
                 <w:b w:val="0"/>
                 <w:sz w:val="19"/>
               </w:rPr>
-              <w:t>93％</w:t>
+              <w:t>95％</w:t>
             </w:r>
           </w:p>
         </w:tc>
@@ -1130,7 +1130,7 @@
                 <w:b w:val="0"/>
                 <w:sz w:val="19"/>
               </w:rPr>
-              <w:t>＋3pt</w:t>
+              <w:t>＋5pt</w:t>
             </w:r>
           </w:p>
         </w:tc>
@@ -1407,7 +1407,7 @@
                 <w:b w:val="0"/>
                 <w:sz w:val="19"/>
               </w:rPr>
-              <w:t>82％</w:t>
+              <w:t>83％</w:t>
             </w:r>
           </w:p>
         </w:tc>
@@ -1447,7 +1447,7 @@
                 <w:b w:val="0"/>
                 <w:sz w:val="19"/>
               </w:rPr>
-              <w:t>＋14pt</w:t>
+              <w:t>＋15pt</w:t>
             </w:r>
           </w:p>
         </w:tc>

--- a/output/第10期計画_業務進捗報告書_令和8年8月分.docx
+++ b/output/第10期計画_業務進捗報告書_令和8年8月分.docx
@@ -1407,7 +1407,7 @@
                 <w:b w:val="0"/>
                 <w:sz w:val="19"/>
               </w:rPr>
-              <w:t>83％</w:t>
+              <w:t>85％</w:t>
             </w:r>
           </w:p>
         </w:tc>
@@ -1447,7 +1447,7 @@
                 <w:b w:val="0"/>
                 <w:sz w:val="19"/>
               </w:rPr>
-              <w:t>＋15pt</w:t>
+              <w:t>＋17pt</w:t>
             </w:r>
           </w:p>
         </w:tc>
@@ -1727,7 +1727,7 @@
                 <w:b w:val="0"/>
                 <w:sz w:val="19"/>
               </w:rPr>
-              <w:t>59％</w:t>
+              <w:t>61％</w:t>
             </w:r>
           </w:p>
         </w:tc>
@@ -1769,7 +1769,7 @@
                 <w:b w:val="0"/>
                 <w:sz w:val="19"/>
               </w:rPr>
-              <w:t>＋9pt</w:t>
+              <w:t>＋11pt</w:t>
             </w:r>
           </w:p>
         </w:tc>

--- a/output/第10期計画_業務進捗報告書_令和8年8月分.docx
+++ b/output/第10期計画_業務進捗報告書_令和8年8月分.docx
@@ -875,7 +875,7 @@
                 <w:b w:val="0"/>
                 <w:sz w:val="19"/>
               </w:rPr>
-              <w:t>90％</w:t>
+              <w:t>93％</w:t>
             </w:r>
           </w:p>
         </w:tc>
@@ -917,7 +917,7 @@
                 <w:b w:val="0"/>
                 <w:sz w:val="19"/>
               </w:rPr>
-              <w:t>＋15pt</w:t>
+              <w:t>＋18pt</w:t>
             </w:r>
           </w:p>
         </w:tc>
@@ -1407,7 +1407,7 @@
                 <w:b w:val="0"/>
                 <w:sz w:val="19"/>
               </w:rPr>
-              <w:t>85％</w:t>
+              <w:t>86％</w:t>
             </w:r>
           </w:p>
         </w:tc>
@@ -1447,7 +1447,7 @@
                 <w:b w:val="0"/>
                 <w:sz w:val="19"/>
               </w:rPr>
-              <w:t>＋17pt</w:t>
+              <w:t>＋18pt</w:t>
             </w:r>
           </w:p>
         </w:tc>
@@ -1727,7 +1727,7 @@
                 <w:b w:val="0"/>
                 <w:sz w:val="19"/>
               </w:rPr>
-              <w:t>61％</w:t>
+              <w:t>63％</w:t>
             </w:r>
           </w:p>
         </w:tc>
@@ -1769,7 +1769,7 @@
                 <w:b w:val="0"/>
                 <w:sz w:val="19"/>
               </w:rPr>
-              <w:t>＋11pt</w:t>
+              <w:t>＋13pt</w:t>
             </w:r>
           </w:p>
         </w:tc>
@@ -2045,7 +2045,7 @@
                 <w:b w:val="0"/>
                 <w:sz w:val="19"/>
               </w:rPr>
-              <w:t>71％</w:t>
+              <w:t>72％</w:t>
             </w:r>
           </w:p>
         </w:tc>

--- a/output/第10期計画_業務進捗報告書_令和8年8月分.docx
+++ b/output/第10期計画_業務進捗報告書_令和8年8月分.docx
@@ -1301,7 +1301,7 @@
                 <w:b w:val="0"/>
                 <w:sz w:val="19"/>
               </w:rPr>
-              <w:t>84％</w:t>
+              <w:t>87％</w:t>
             </w:r>
           </w:p>
         </w:tc>
@@ -1343,7 +1343,7 @@
                 <w:b w:val="0"/>
                 <w:sz w:val="19"/>
               </w:rPr>
-              <w:t>＋12pt</w:t>
+              <w:t>＋15pt</w:t>
             </w:r>
           </w:p>
         </w:tc>
@@ -1407,7 +1407,7 @@
                 <w:b w:val="0"/>
                 <w:sz w:val="19"/>
               </w:rPr>
-              <w:t>86％</w:t>
+              <w:t>87％</w:t>
             </w:r>
           </w:p>
         </w:tc>
@@ -1447,7 +1447,7 @@
                 <w:b w:val="0"/>
                 <w:sz w:val="19"/>
               </w:rPr>
-              <w:t>＋18pt</w:t>
+              <w:t>＋19pt</w:t>
             </w:r>
           </w:p>
         </w:tc>
@@ -1727,7 +1727,7 @@
                 <w:b w:val="0"/>
                 <w:sz w:val="19"/>
               </w:rPr>
-              <w:t>63％</w:t>
+              <w:t>65％</w:t>
             </w:r>
           </w:p>
         </w:tc>
@@ -1769,7 +1769,7 @@
                 <w:b w:val="0"/>
                 <w:sz w:val="19"/>
               </w:rPr>
-              <w:t>＋13pt</w:t>
+              <w:t>＋15pt</w:t>
             </w:r>
           </w:p>
         </w:tc>
@@ -2045,7 +2045,7 @@
                 <w:b w:val="0"/>
                 <w:sz w:val="19"/>
               </w:rPr>
-              <w:t>72％</w:t>
+              <w:t>73％</w:t>
             </w:r>
           </w:p>
         </w:tc>

--- a/output/第10期計画_業務進捗報告書_令和8年8月分.docx
+++ b/output/第10期計画_業務進捗報告書_令和8年8月分.docx
@@ -1301,7 +1301,7 @@
                 <w:b w:val="0"/>
                 <w:sz w:val="19"/>
               </w:rPr>
-              <w:t>87％</w:t>
+              <w:t>89％</w:t>
             </w:r>
           </w:p>
         </w:tc>
@@ -1343,7 +1343,7 @@
                 <w:b w:val="0"/>
                 <w:sz w:val="19"/>
               </w:rPr>
-              <w:t>＋15pt</w:t>
+              <w:t>＋17pt</w:t>
             </w:r>
           </w:p>
         </w:tc>
@@ -1407,7 +1407,7 @@
                 <w:b w:val="0"/>
                 <w:sz w:val="19"/>
               </w:rPr>
-              <w:t>87％</w:t>
+              <w:t>89％</w:t>
             </w:r>
           </w:p>
         </w:tc>
@@ -1447,7 +1447,7 @@
                 <w:b w:val="0"/>
                 <w:sz w:val="19"/>
               </w:rPr>
-              <w:t>＋19pt</w:t>
+              <w:t>＋21pt</w:t>
             </w:r>
           </w:p>
         </w:tc>
@@ -1727,7 +1727,7 @@
                 <w:b w:val="0"/>
                 <w:sz w:val="19"/>
               </w:rPr>
-              <w:t>65％</w:t>
+              <w:t>66％</w:t>
             </w:r>
           </w:p>
         </w:tc>
@@ -1769,7 +1769,7 @@
                 <w:b w:val="0"/>
                 <w:sz w:val="19"/>
               </w:rPr>
-              <w:t>＋15pt</w:t>
+              <w:t>＋16pt</w:t>
             </w:r>
           </w:p>
         </w:tc>

--- a/output/第10期計画_業務進捗報告書_令和8年8月分.docx
+++ b/output/第10期計画_業務進捗報告書_令和8年8月分.docx
@@ -981,7 +981,7 @@
                 <w:b w:val="0"/>
                 <w:sz w:val="19"/>
               </w:rPr>
-              <w:t>95％</w:t>
+              <w:t>97％</w:t>
             </w:r>
           </w:p>
         </w:tc>
@@ -1021,7 +1021,7 @@
                 <w:b w:val="0"/>
                 <w:sz w:val="19"/>
               </w:rPr>
-              <w:t>±0pt</w:t>
+              <w:t>＋2pt</w:t>
             </w:r>
           </w:p>
         </w:tc>
@@ -1727,7 +1727,7 @@
                 <w:b w:val="0"/>
                 <w:sz w:val="19"/>
               </w:rPr>
-              <w:t>66％</w:t>
+              <w:t>67％</w:t>
             </w:r>
           </w:p>
         </w:tc>
@@ -1769,7 +1769,7 @@
                 <w:b w:val="0"/>
                 <w:sz w:val="19"/>
               </w:rPr>
-              <w:t>＋16pt</w:t>
+              <w:t>＋17pt</w:t>
             </w:r>
           </w:p>
         </w:tc>

--- a/output/第10期計画_業務進捗報告書_令和8年8月分.docx
+++ b/output/第10期計画_業務進捗報告書_令和8年8月分.docx
@@ -875,7 +875,7 @@
                 <w:b w:val="0"/>
                 <w:sz w:val="19"/>
               </w:rPr>
-              <w:t>93％</w:t>
+              <w:t>95％</w:t>
             </w:r>
           </w:p>
         </w:tc>
@@ -917,7 +917,7 @@
                 <w:b w:val="0"/>
                 <w:sz w:val="19"/>
               </w:rPr>
-              <w:t>＋18pt</w:t>
+              <w:t>＋20pt</w:t>
             </w:r>
           </w:p>
         </w:tc>
@@ -1301,7 +1301,7 @@
                 <w:b w:val="0"/>
                 <w:sz w:val="19"/>
               </w:rPr>
-              <w:t>89％</w:t>
+              <w:t>91％</w:t>
             </w:r>
           </w:p>
         </w:tc>
@@ -1343,7 +1343,7 @@
                 <w:b w:val="0"/>
                 <w:sz w:val="19"/>
               </w:rPr>
-              <w:t>＋17pt</w:t>
+              <w:t>＋19pt</w:t>
             </w:r>
           </w:p>
         </w:tc>
@@ -1407,7 +1407,7 @@
                 <w:b w:val="0"/>
                 <w:sz w:val="19"/>
               </w:rPr>
-              <w:t>89％</w:t>
+              <w:t>92％</w:t>
             </w:r>
           </w:p>
         </w:tc>
@@ -1447,7 +1447,7 @@
                 <w:b w:val="0"/>
                 <w:sz w:val="19"/>
               </w:rPr>
-              <w:t>＋21pt</w:t>
+              <w:t>＋24pt</w:t>
             </w:r>
           </w:p>
         </w:tc>
@@ -1727,7 +1727,7 @@
                 <w:b w:val="0"/>
                 <w:sz w:val="19"/>
               </w:rPr>
-              <w:t>67％</w:t>
+              <w:t>68％</w:t>
             </w:r>
           </w:p>
         </w:tc>
@@ -1769,7 +1769,7 @@
                 <w:b w:val="0"/>
                 <w:sz w:val="19"/>
               </w:rPr>
-              <w:t>＋17pt</w:t>
+              <w:t>＋18pt</w:t>
             </w:r>
           </w:p>
         </w:tc>
@@ -2045,7 +2045,7 @@
                 <w:b w:val="0"/>
                 <w:sz w:val="19"/>
               </w:rPr>
-              <w:t>73％</w:t>
+              <w:t>74％</w:t>
             </w:r>
           </w:p>
         </w:tc>

--- a/output/第10期計画_業務進捗報告書_令和8年8月分.docx
+++ b/output/第10期計画_業務進捗報告書_令和8年8月分.docx
@@ -1301,7 +1301,7 @@
                 <w:b w:val="0"/>
                 <w:sz w:val="19"/>
               </w:rPr>
-              <w:t>91％</w:t>
+              <w:t>92％</w:t>
             </w:r>
           </w:p>
         </w:tc>
@@ -1343,7 +1343,7 @@
                 <w:b w:val="0"/>
                 <w:sz w:val="19"/>
               </w:rPr>
-              <w:t>＋19pt</w:t>
+              <w:t>＋20pt</w:t>
             </w:r>
           </w:p>
         </w:tc>

--- a/output/第10期計画_業務進捗報告書_令和8年8月分.docx
+++ b/output/第10期計画_業務進捗報告書_令和8年8月分.docx
@@ -1234,7 +1234,7 @@
                 <w:b w:val="0"/>
                 <w:sz w:val="19"/>
               </w:rPr>
-              <w:t>＋13pt</w:t>
+              <w:t>＋14pt</w:t>
             </w:r>
           </w:p>
         </w:tc>

--- a/output/第10期計画_業務進捗報告書_令和8年8月分.docx
+++ b/output/第10期計画_業務進捗報告書_令和8年8月分.docx
@@ -1407,7 +1407,7 @@
                 <w:b w:val="0"/>
                 <w:sz w:val="19"/>
               </w:rPr>
-              <w:t>92％</w:t>
+              <w:t>95％</w:t>
             </w:r>
           </w:p>
         </w:tc>
@@ -1447,7 +1447,7 @@
                 <w:b w:val="0"/>
                 <w:sz w:val="19"/>
               </w:rPr>
-              <w:t>＋24pt</w:t>
+              <w:t>＋27pt</w:t>
             </w:r>
           </w:p>
         </w:tc>
@@ -1727,7 +1727,7 @@
                 <w:b w:val="0"/>
                 <w:sz w:val="19"/>
               </w:rPr>
-              <w:t>68％</w:t>
+              <w:t>69％</w:t>
             </w:r>
           </w:p>
         </w:tc>
@@ -1769,7 +1769,7 @@
                 <w:b w:val="0"/>
                 <w:sz w:val="19"/>
               </w:rPr>
-              <w:t>＋18pt</w:t>
+              <w:t>＋19pt</w:t>
             </w:r>
           </w:p>
         </w:tc>
@@ -2045,7 +2045,7 @@
                 <w:b w:val="0"/>
                 <w:sz w:val="19"/>
               </w:rPr>
-              <w:t>74％</w:t>
+              <w:t>75％</w:t>
             </w:r>
           </w:p>
         </w:tc>

--- a/output/第10期計画_業務進捗報告書_令和8年8月分.docx
+++ b/output/第10期計画_業務進捗報告書_令和8年8月分.docx
@@ -1088,7 +1088,7 @@
                 <w:b w:val="0"/>
                 <w:sz w:val="19"/>
               </w:rPr>
-              <w:t>95％</w:t>
+              <w:t>98％</w:t>
             </w:r>
           </w:p>
         </w:tc>
@@ -1130,7 +1130,7 @@
                 <w:b w:val="0"/>
                 <w:sz w:val="19"/>
               </w:rPr>
-              <w:t>＋5pt</w:t>
+              <w:t>＋8pt</w:t>
             </w:r>
           </w:p>
         </w:tc>
@@ -1727,7 +1727,7 @@
                 <w:b w:val="0"/>
                 <w:sz w:val="19"/>
               </w:rPr>
-              <w:t>69％</w:t>
+              <w:t>70％</w:t>
             </w:r>
           </w:p>
         </w:tc>
@@ -1769,7 +1769,7 @@
                 <w:b w:val="0"/>
                 <w:sz w:val="19"/>
               </w:rPr>
-              <w:t>＋19pt</w:t>
+              <w:t>＋20pt</w:t>
             </w:r>
           </w:p>
         </w:tc>

--- a/output/第10期計画_業務進捗報告書_令和8年8月分.docx
+++ b/output/第10期計画_業務進捗報告書_令和8年8月分.docx
@@ -1088,7 +1088,7 @@
                 <w:b w:val="0"/>
                 <w:sz w:val="19"/>
               </w:rPr>
-              <w:t>98％</w:t>
+              <w:t>99％</w:t>
             </w:r>
           </w:p>
         </w:tc>
@@ -1130,7 +1130,7 @@
                 <w:b w:val="0"/>
                 <w:sz w:val="19"/>
               </w:rPr>
-              <w:t>＋8pt</w:t>
+              <w:t>＋9pt</w:t>
             </w:r>
           </w:p>
         </w:tc>

--- a/output/第10期計画_業務進捗報告書_令和8年8月分.docx
+++ b/output/第10期計画_業務進捗報告書_令和8年8月分.docx
@@ -369,7 +369,7 @@
                 <w:b w:val="0"/>
                 <w:sz w:val="19"/>
               </w:rPr>
-              <w:t>計画素案を協議用素案（令和8年8月時点）へ改訂（667段落114表34図）。概要版の構成案を作成</w:t>
+              <w:t>計画素案を協議用素案（令和8年8月時点）へ改訂（806段落130表36図）。概要版の構成案を作成</w:t>
             </w:r>
           </w:p>
         </w:tc>
@@ -3213,7 +3213,7 @@
           <w:rFonts w:ascii="游ゴシック" w:hAnsi="游ゴシック" w:eastAsia="游ゴシック"/>
           <w:sz w:val="20"/>
         </w:rPr>
-        <w:t>・協議用素案（令和8年8月時点）（667段落114表34図）</w:t>
+        <w:t>・協議用素案（令和8年8月時点）（806段落130表36図）</w:t>
       </w:r>
     </w:p>
     <w:p>
